--- a/语言学扣分行为.docx
+++ b/语言学扣分行为.docx
@@ -4,512 +4,1154 @@
   <w:body>
     <w:p>
       <w:pPr>
-        <w:rPr>
-          <w:rFonts w:hint="eastAsia"/>
-        </w:rPr>
-      </w:pPr>
-      <w:r>
-        <w:rPr>
-          <w:rFonts w:hint="eastAsia"/>
+        <w:jc w:val="both"/>
+        <w:rPr>
+          <w:rFonts w:hint="eastAsia"/>
+          <w:sz w:val="21"/>
+          <w:szCs w:val="21"/>
+        </w:rPr>
+      </w:pPr>
+      <w:r>
+        <w:rPr>
+          <w:rFonts w:hint="eastAsia"/>
+          <w:sz w:val="21"/>
+          <w:szCs w:val="21"/>
         </w:rPr>
         <w:t>无论是男生还是女生都超级扣分的行为：</w:t>
       </w:r>
     </w:p>
     <w:p>
       <w:pPr>
-        <w:rPr>
-          <w:rFonts w:hint="eastAsia"/>
-        </w:rPr>
-      </w:pPr>
-      <w:r>
-        <w:rPr>
-          <w:rFonts w:hint="eastAsia"/>
-        </w:rPr>
-        <w:t>1. 认为汉语拼音字母y、w是“声母”。（注：这一点某种程度上不能全怪人，因为有些小学教材或教辅为了教学方便就是这么认为的）</w:t>
-      </w:r>
-    </w:p>
-    <w:p>
-      <w:pPr>
-        <w:rPr>
-          <w:rFonts w:hint="eastAsia"/>
-        </w:rPr>
-      </w:pPr>
-      <w:r>
-        <w:rPr>
-          <w:rFonts w:hint="eastAsia"/>
-        </w:rPr>
-        <w:t>2. 把汉语中的波-坡、德-特、哥-科对立称作“清浊对立”。</w:t>
-      </w:r>
-    </w:p>
-    <w:p>
-      <w:r>
-        <w:rPr>
-          <w:rFonts w:hint="eastAsia"/>
-        </w:rPr>
-        <w:t>3. 把机、七、西等声母发为类似于自、次、四。</w:t>
-      </w:r>
-    </w:p>
-    <w:p>
-      <w:pPr>
-        <w:rPr>
-          <w:rFonts w:hint="eastAsia"/>
-          <w:sz w:val="20"/>
-          <w:szCs w:val="21"/>
-        </w:rPr>
-      </w:pPr>
-      <w:r>
-        <w:rPr>
-          <w:rFonts w:hint="eastAsia"/>
-          <w:sz w:val="20"/>
-          <w:szCs w:val="21"/>
-        </w:rPr>
-        <w:t>（注：这一点某种程度上并不一定算一种“错误”，因为这种发音实际上在我国的年轻群体尤其是女性中有相当广泛的群众基础，成为未来汉语发展的新方向也是完全有可能的，暂且不擅做评论）</w:t>
-      </w:r>
-    </w:p>
-    <w:p>
-      <w:pPr>
-        <w:rPr>
-          <w:rFonts w:hint="eastAsia"/>
-        </w:rPr>
-      </w:pPr>
-      <w:r>
-        <w:rPr>
-          <w:rFonts w:hint="eastAsia"/>
+        <w:jc w:val="both"/>
+        <w:rPr>
+          <w:rFonts w:hint="eastAsia"/>
+          <w:sz w:val="21"/>
+          <w:szCs w:val="21"/>
+        </w:rPr>
+      </w:pPr>
+      <w:r>
+        <w:rPr>
+          <w:rFonts w:hint="eastAsia"/>
+          <w:sz w:val="21"/>
+          <w:szCs w:val="21"/>
+        </w:rPr>
+        <w:t>1. 认为汉语拼音字母y、w是“声母”。</w:t>
+      </w:r>
+    </w:p>
+    <w:p>
+      <w:pPr>
+        <w:jc w:val="both"/>
+        <w:rPr>
+          <w:rFonts w:hint="eastAsia"/>
+          <w:sz w:val="21"/>
+          <w:szCs w:val="21"/>
+        </w:rPr>
+      </w:pPr>
+      <w:r>
+        <w:rPr>
+          <w:rFonts w:hint="eastAsia"/>
+          <w:sz w:val="21"/>
+          <w:szCs w:val="21"/>
+        </w:rPr>
+        <w:t>2. 把汉语中的</w:t>
+      </w:r>
+      <w:r>
+        <w:rPr>
+          <w:rFonts w:hint="eastAsia"/>
+          <w:sz w:val="21"/>
+          <w:szCs w:val="21"/>
+        </w:rPr>
+        <w:t>b</w:t>
+      </w:r>
+      <w:r>
+        <w:rPr>
+          <w:rFonts w:hint="eastAsia"/>
+          <w:sz w:val="21"/>
+          <w:szCs w:val="21"/>
+        </w:rPr>
+        <w:t>-</w:t>
+      </w:r>
+      <w:r>
+        <w:rPr>
+          <w:rFonts w:hint="eastAsia"/>
+          <w:sz w:val="21"/>
+          <w:szCs w:val="21"/>
+        </w:rPr>
+        <w:t>p</w:t>
+      </w:r>
+      <w:r>
+        <w:rPr>
+          <w:rFonts w:hint="eastAsia"/>
+          <w:sz w:val="21"/>
+          <w:szCs w:val="21"/>
+        </w:rPr>
+        <w:t>、</w:t>
+      </w:r>
+      <w:r>
+        <w:rPr>
+          <w:rFonts w:hint="eastAsia"/>
+          <w:sz w:val="21"/>
+          <w:szCs w:val="21"/>
+        </w:rPr>
+        <w:t>g</w:t>
+      </w:r>
+      <w:r>
+        <w:rPr>
+          <w:rFonts w:hint="eastAsia"/>
+          <w:sz w:val="21"/>
+          <w:szCs w:val="21"/>
+        </w:rPr>
+        <w:t>-</w:t>
+      </w:r>
+      <w:r>
+        <w:rPr>
+          <w:rFonts w:hint="eastAsia"/>
+          <w:sz w:val="21"/>
+          <w:szCs w:val="21"/>
+        </w:rPr>
+        <w:t>k</w:t>
+      </w:r>
+      <w:r>
+        <w:rPr>
+          <w:rFonts w:hint="eastAsia"/>
+          <w:sz w:val="21"/>
+          <w:szCs w:val="21"/>
+        </w:rPr>
+        <w:t>、</w:t>
+      </w:r>
+      <w:r>
+        <w:rPr>
+          <w:rFonts w:hint="eastAsia"/>
+          <w:sz w:val="21"/>
+          <w:szCs w:val="21"/>
+        </w:rPr>
+        <w:t>d</w:t>
+      </w:r>
+      <w:r>
+        <w:rPr>
+          <w:rFonts w:hint="eastAsia"/>
+          <w:sz w:val="21"/>
+          <w:szCs w:val="21"/>
+        </w:rPr>
+        <w:t>-</w:t>
+      </w:r>
+      <w:r>
+        <w:rPr>
+          <w:rFonts w:hint="eastAsia"/>
+          <w:sz w:val="21"/>
+          <w:szCs w:val="21"/>
+        </w:rPr>
+        <w:t>t</w:t>
+      </w:r>
+      <w:r>
+        <w:rPr>
+          <w:rFonts w:hint="eastAsia"/>
+          <w:sz w:val="21"/>
+          <w:szCs w:val="21"/>
+        </w:rPr>
+        <w:t>对立称作“清浊对立”。</w:t>
+      </w:r>
+    </w:p>
+    <w:p>
+      <w:pPr>
+        <w:jc w:val="both"/>
+        <w:rPr>
+          <w:rFonts w:hint="eastAsia"/>
+          <w:sz w:val="21"/>
+          <w:szCs w:val="21"/>
+        </w:rPr>
+      </w:pPr>
+      <w:r>
+        <w:rPr>
+          <w:rFonts w:hint="eastAsia"/>
+          <w:sz w:val="21"/>
+          <w:szCs w:val="21"/>
+        </w:rPr>
+        <w:t>3. 把</w:t>
+      </w:r>
+      <w:r>
+        <w:rPr>
+          <w:rFonts w:hint="eastAsia"/>
+          <w:sz w:val="21"/>
+          <w:szCs w:val="21"/>
+        </w:rPr>
+        <w:t>j组</w:t>
+      </w:r>
+      <w:r>
+        <w:rPr>
+          <w:rFonts w:hint="eastAsia"/>
+          <w:sz w:val="21"/>
+          <w:szCs w:val="21"/>
+        </w:rPr>
+        <w:t>声母发为类似于</w:t>
+      </w:r>
+      <w:r>
+        <w:rPr>
+          <w:rFonts w:hint="eastAsia"/>
+          <w:sz w:val="21"/>
+          <w:szCs w:val="21"/>
+        </w:rPr>
+        <w:t>z组声母的音</w:t>
+      </w:r>
+      <w:r>
+        <w:rPr>
+          <w:rFonts w:hint="eastAsia"/>
+          <w:sz w:val="21"/>
+          <w:szCs w:val="21"/>
+        </w:rPr>
+        <w:t>。</w:t>
+      </w:r>
+    </w:p>
+    <w:p>
+      <w:pPr>
+        <w:jc w:val="both"/>
+        <w:rPr>
+          <w:rFonts w:hint="eastAsia"/>
+          <w:sz w:val="21"/>
+          <w:szCs w:val="21"/>
+        </w:rPr>
+      </w:pPr>
+      <w:r>
+        <w:rPr>
+          <w:rFonts w:hint="eastAsia"/>
+          <w:sz w:val="21"/>
+          <w:szCs w:val="21"/>
         </w:rPr>
         <w:t>4. 因为汉语拼音中的许多字母读法存在条件变体/与英语不同，导致大多数英语使用者在第一次见到汉语拼音时无法直接读对，就指责汉语拼音设计得不好。</w:t>
       </w:r>
     </w:p>
     <w:p>
       <w:pPr>
-        <w:rPr>
-          <w:rFonts w:hint="eastAsia"/>
-        </w:rPr>
-      </w:pPr>
-      <w:r>
-        <w:rPr>
-          <w:rFonts w:hint="eastAsia"/>
+        <w:jc w:val="both"/>
+        <w:rPr>
+          <w:rFonts w:hint="eastAsia"/>
+          <w:sz w:val="21"/>
+          <w:szCs w:val="21"/>
+        </w:rPr>
+      </w:pPr>
+      <w:r>
+        <w:rPr>
+          <w:rFonts w:hint="eastAsia"/>
+          <w:sz w:val="21"/>
+          <w:szCs w:val="21"/>
         </w:rPr>
         <w:t>5. 用汉字给外语注音。</w:t>
       </w:r>
     </w:p>
     <w:p>
       <w:pPr>
-        <w:rPr>
-          <w:rFonts w:hint="eastAsia"/>
-        </w:rPr>
-      </w:pPr>
-      <w:r>
-        <w:rPr>
-          <w:rFonts w:hint="eastAsia"/>
+        <w:jc w:val="both"/>
+        <w:rPr>
+          <w:rFonts w:hint="eastAsia"/>
+          <w:sz w:val="21"/>
+          <w:szCs w:val="21"/>
+        </w:rPr>
+      </w:pPr>
+      <w:r>
+        <w:rPr>
+          <w:rFonts w:hint="eastAsia"/>
+          <w:sz w:val="21"/>
+          <w:szCs w:val="21"/>
         </w:rPr>
         <w:t>6. 用汉语拼音给外语或汉语方言注音。</w:t>
       </w:r>
     </w:p>
     <w:p>
       <w:pPr>
-        <w:rPr>
-          <w:rFonts w:hint="eastAsia"/>
-        </w:rPr>
-      </w:pPr>
-      <w:r>
-        <w:rPr>
-          <w:rFonts w:hint="eastAsia"/>
+        <w:jc w:val="both"/>
+        <w:rPr>
+          <w:rFonts w:hint="eastAsia"/>
+          <w:sz w:val="21"/>
+          <w:szCs w:val="21"/>
+        </w:rPr>
+      </w:pPr>
+      <w:r>
+        <w:rPr>
+          <w:rFonts w:hint="eastAsia"/>
+          <w:sz w:val="21"/>
+          <w:szCs w:val="21"/>
         </w:rPr>
         <w:t>7. 认为东北话就是普通话/东北人没有口音。</w:t>
       </w:r>
     </w:p>
     <w:p>
       <w:pPr>
-        <w:rPr>
-          <w:rFonts w:hint="eastAsia"/>
-        </w:rPr>
-      </w:pPr>
-      <w:r>
-        <w:rPr>
-          <w:rFonts w:hint="eastAsia"/>
-        </w:rPr>
-        <w:t>8. 认为普通话就是北京话/就是</w:t>
-      </w:r>
-      <w:proofErr w:type="gramStart"/>
-      <w:r>
-        <w:rPr>
-          <w:rFonts w:hint="eastAsia"/>
-        </w:rPr>
-        <w:t>滦</w:t>
-      </w:r>
-      <w:proofErr w:type="gramEnd"/>
-      <w:r>
-        <w:rPr>
-          <w:rFonts w:hint="eastAsia"/>
-        </w:rPr>
-        <w:t>平话。</w:t>
-      </w:r>
-    </w:p>
-    <w:p>
-      <w:pPr>
-        <w:rPr>
-          <w:rFonts w:hint="eastAsia"/>
-        </w:rPr>
-      </w:pPr>
-      <w:r>
-        <w:rPr>
-          <w:rFonts w:hint="eastAsia"/>
+        <w:jc w:val="both"/>
+        <w:rPr>
+          <w:rFonts w:hint="eastAsia"/>
+          <w:sz w:val="21"/>
+          <w:szCs w:val="21"/>
+        </w:rPr>
+      </w:pPr>
+      <w:r>
+        <w:rPr>
+          <w:rFonts w:hint="eastAsia"/>
+          <w:sz w:val="21"/>
+          <w:szCs w:val="21"/>
+        </w:rPr>
+        <w:t>8. 认为普通话就是北京话/就是滦平话。</w:t>
+      </w:r>
+    </w:p>
+    <w:p>
+      <w:pPr>
+        <w:jc w:val="both"/>
+        <w:rPr>
+          <w:rFonts w:hint="eastAsia"/>
+          <w:sz w:val="21"/>
+          <w:szCs w:val="21"/>
+        </w:rPr>
+      </w:pPr>
+      <w:r>
+        <w:rPr>
+          <w:rFonts w:hint="eastAsia"/>
+          <w:sz w:val="21"/>
+          <w:szCs w:val="21"/>
         </w:rPr>
         <w:t>9. 认为推广普通话以消灭方言为目的或手段，曲解推普政策，煽动方言使用者反感情绪。</w:t>
       </w:r>
     </w:p>
     <w:p>
       <w:pPr>
-        <w:rPr>
-          <w:rFonts w:hint="eastAsia"/>
-        </w:rPr>
-      </w:pPr>
-      <w:r>
-        <w:rPr>
-          <w:rFonts w:hint="eastAsia"/>
-        </w:rPr>
-        <w:t>10. 认为“湘潭和湘乡隔得这么近/湘乡是湘潭下辖的一个县级市，怎么可能湘潭人听不懂湘乡话呢？”；认为全广东省都说粤语。（即认为方言和行政区划之间存在明确对应）</w:t>
-      </w:r>
-    </w:p>
-    <w:p>
-      <w:pPr>
-        <w:rPr>
-          <w:rFonts w:hint="eastAsia"/>
-        </w:rPr>
-      </w:pPr>
-      <w:r>
-        <w:rPr>
-          <w:rFonts w:hint="eastAsia"/>
-        </w:rPr>
-        <w:t>11. 把上海话称作“沪语”，把台湾闽南语或带台湾腔的普通话称作“台语”。</w:t>
-      </w:r>
-    </w:p>
-    <w:p>
-      <w:pPr>
-        <w:rPr>
-          <w:rFonts w:hint="eastAsia"/>
-        </w:rPr>
-      </w:pPr>
-      <w:r>
-        <w:rPr>
-          <w:rFonts w:hint="eastAsia"/>
+        <w:jc w:val="both"/>
+        <w:rPr>
+          <w:rFonts w:hint="eastAsia"/>
+          <w:sz w:val="21"/>
+          <w:szCs w:val="21"/>
+        </w:rPr>
+      </w:pPr>
+      <w:r>
+        <w:rPr>
+          <w:rFonts w:hint="eastAsia"/>
+          <w:sz w:val="21"/>
+          <w:szCs w:val="21"/>
+        </w:rPr>
+        <w:t xml:space="preserve">10. </w:t>
+      </w:r>
+      <w:r>
+        <w:rPr>
+          <w:rFonts w:hint="eastAsia"/>
+          <w:sz w:val="21"/>
+          <w:szCs w:val="21"/>
+        </w:rPr>
+        <w:t>认为方言和行政区划之间存在明确对应</w:t>
+      </w:r>
+      <w:r>
+        <w:rPr>
+          <w:rFonts w:hint="eastAsia"/>
+          <w:sz w:val="21"/>
+          <w:szCs w:val="21"/>
+        </w:rPr>
+        <w:t>。（</w:t>
+      </w:r>
+      <w:r>
+        <w:rPr>
+          <w:rFonts w:hint="eastAsia"/>
+          <w:sz w:val="21"/>
+          <w:szCs w:val="21"/>
+        </w:rPr>
+        <w:t>“湘潭和湘乡隔得这么近/湘乡是湘潭下辖的一个县级市，怎么可能湘潭人听不懂湘乡话呢？”；认为全广东省都说粤语</w:t>
+      </w:r>
+      <w:r>
+        <w:rPr>
+          <w:rFonts w:hint="eastAsia"/>
+          <w:sz w:val="21"/>
+          <w:szCs w:val="21"/>
+        </w:rPr>
+        <w:t>。</w:t>
+      </w:r>
+      <w:r>
+        <w:rPr>
+          <w:rFonts w:hint="eastAsia"/>
+          <w:sz w:val="21"/>
+          <w:szCs w:val="21"/>
+        </w:rPr>
+        <w:t>）</w:t>
+      </w:r>
+    </w:p>
+    <w:p>
+      <w:pPr>
+        <w:jc w:val="both"/>
+        <w:rPr>
+          <w:rFonts w:hint="eastAsia"/>
+          <w:sz w:val="21"/>
+          <w:szCs w:val="21"/>
+        </w:rPr>
+      </w:pPr>
+      <w:r>
+        <w:rPr>
+          <w:rFonts w:hint="eastAsia"/>
+          <w:sz w:val="21"/>
+          <w:szCs w:val="21"/>
+        </w:rPr>
+        <w:t xml:space="preserve">11. </w:t>
+      </w:r>
+      <w:r>
+        <w:rPr>
+          <w:rFonts w:hint="eastAsia"/>
+          <w:sz w:val="21"/>
+          <w:szCs w:val="21"/>
+        </w:rPr>
+        <w:t>在严肃语言学讨论中</w:t>
+      </w:r>
+      <w:r>
+        <w:rPr>
+          <w:rFonts w:hint="eastAsia"/>
+          <w:sz w:val="21"/>
+          <w:szCs w:val="21"/>
+        </w:rPr>
+        <w:t>把上海话称作“沪语”，把台湾闽南语或带台湾腔的普通话称作“台语”。</w:t>
+      </w:r>
+    </w:p>
+    <w:p>
+      <w:pPr>
+        <w:jc w:val="both"/>
+        <w:rPr>
+          <w:rFonts w:hint="eastAsia"/>
+          <w:sz w:val="21"/>
+          <w:szCs w:val="21"/>
+        </w:rPr>
+      </w:pPr>
+      <w:r>
+        <w:rPr>
+          <w:rFonts w:hint="eastAsia"/>
+          <w:sz w:val="21"/>
+          <w:szCs w:val="21"/>
         </w:rPr>
         <w:t>12. 相信所谓“当年建国时××话（粤语、上海话、西南官话……）差一票成为普通话”的神秘都市传说。</w:t>
       </w:r>
     </w:p>
     <w:p>
       <w:pPr>
-        <w:rPr>
-          <w:rFonts w:hint="eastAsia"/>
-        </w:rPr>
-      </w:pPr>
-      <w:r>
-        <w:rPr>
-          <w:rFonts w:hint="eastAsia"/>
+        <w:jc w:val="both"/>
+        <w:rPr>
+          <w:rFonts w:hint="eastAsia"/>
+          <w:sz w:val="21"/>
+          <w:szCs w:val="21"/>
+        </w:rPr>
+      </w:pPr>
+      <w:r>
+        <w:rPr>
+          <w:rFonts w:hint="eastAsia"/>
+          <w:sz w:val="21"/>
+          <w:szCs w:val="21"/>
         </w:rPr>
         <w:t>13. 认为××语（粤语、闽南语……）才是“正统汉语”或“保留了最多的古汉语成分”，而现行普通话是“胡化汉语”。</w:t>
       </w:r>
     </w:p>
     <w:p>
       <w:pPr>
-        <w:rPr>
-          <w:rFonts w:hint="eastAsia"/>
-        </w:rPr>
-      </w:pPr>
-      <w:r>
-        <w:rPr>
-          <w:rFonts w:hint="eastAsia"/>
+        <w:jc w:val="both"/>
+        <w:rPr>
+          <w:rFonts w:hint="eastAsia"/>
+          <w:sz w:val="21"/>
+          <w:szCs w:val="21"/>
+        </w:rPr>
+      </w:pPr>
+      <w:r>
+        <w:rPr>
+          <w:rFonts w:hint="eastAsia"/>
+          <w:sz w:val="21"/>
+          <w:szCs w:val="21"/>
         </w:rPr>
         <w:t>14. 在视频网站上聆听外语、汉语方言或古代汉语时评论“听起来好像××语（俄语、泰语、潮汕话、客家话……）啊！”。</w:t>
       </w:r>
     </w:p>
     <w:p>
       <w:pPr>
-        <w:rPr>
-          <w:rFonts w:hint="eastAsia"/>
-        </w:rPr>
-      </w:pPr>
-      <w:r>
-        <w:rPr>
-          <w:rFonts w:hint="eastAsia"/>
+        <w:jc w:val="both"/>
+        <w:rPr>
+          <w:rFonts w:hint="eastAsia"/>
+          <w:sz w:val="21"/>
+          <w:szCs w:val="21"/>
+        </w:rPr>
+      </w:pPr>
+      <w:r>
+        <w:rPr>
+          <w:rFonts w:hint="eastAsia"/>
+          <w:sz w:val="21"/>
+          <w:szCs w:val="21"/>
         </w:rPr>
         <w:t>15. 在全国性的网络平台直接书写粤语口语交流，搞加密通话。</w:t>
       </w:r>
     </w:p>
     <w:p>
       <w:pPr>
-        <w:rPr>
-          <w:rFonts w:hint="eastAsia"/>
-        </w:rPr>
-      </w:pPr>
-      <w:r>
-        <w:rPr>
-          <w:rFonts w:hint="eastAsia"/>
+        <w:jc w:val="both"/>
+        <w:rPr>
+          <w:rFonts w:hint="eastAsia"/>
+          <w:sz w:val="21"/>
+          <w:szCs w:val="21"/>
+        </w:rPr>
+      </w:pPr>
+      <w:r>
+        <w:rPr>
+          <w:rFonts w:hint="eastAsia"/>
+          <w:sz w:val="21"/>
+          <w:szCs w:val="21"/>
         </w:rPr>
         <w:t>16. 乱写/乱改编/乱唱粤语歌，把粤语区老乡听红温。</w:t>
       </w:r>
     </w:p>
     <w:p>
       <w:pPr>
-        <w:rPr>
-          <w:rFonts w:hint="eastAsia"/>
-        </w:rPr>
-      </w:pPr>
-      <w:r>
-        <w:rPr>
-          <w:rFonts w:hint="eastAsia"/>
+        <w:jc w:val="both"/>
+        <w:rPr>
+          <w:rFonts w:hint="eastAsia"/>
+          <w:sz w:val="21"/>
+          <w:szCs w:val="21"/>
+        </w:rPr>
+      </w:pPr>
+      <w:r>
+        <w:rPr>
+          <w:rFonts w:hint="eastAsia"/>
+          <w:sz w:val="21"/>
+          <w:szCs w:val="21"/>
         </w:rPr>
         <w:t>17. 把粤语和汉语并列提及。（即所谓“Both Chinese and Cantonese...”之类表述，就像把中国和某东南苦行山并列一样）</w:t>
       </w:r>
     </w:p>
     <w:p>
       <w:pPr>
-        <w:rPr>
-          <w:rFonts w:hint="eastAsia"/>
-        </w:rPr>
-      </w:pPr>
-      <w:r>
-        <w:rPr>
-          <w:rFonts w:hint="eastAsia"/>
+        <w:jc w:val="both"/>
+        <w:rPr>
+          <w:rFonts w:hint="eastAsia"/>
+          <w:sz w:val="21"/>
+          <w:szCs w:val="21"/>
+        </w:rPr>
+      </w:pPr>
+      <w:r>
+        <w:rPr>
+          <w:rFonts w:hint="eastAsia"/>
+          <w:sz w:val="21"/>
+          <w:szCs w:val="21"/>
         </w:rPr>
         <w:t>18. 忽视语言动态发展规律，打着所谓“维护汉语纯洁性”的旗号，公然敌视、打压方言和流行语的合理使用。（持这一思想的人不乏许多有社会影响力的教育和媒体从业者）</w:t>
       </w:r>
     </w:p>
     <w:p>
       <w:pPr>
-        <w:rPr>
-          <w:rFonts w:hint="eastAsia"/>
-        </w:rPr>
-      </w:pPr>
-      <w:r>
-        <w:rPr>
-          <w:rFonts w:hint="eastAsia"/>
+        <w:jc w:val="both"/>
+        <w:rPr>
+          <w:rFonts w:hint="eastAsia"/>
+          <w:sz w:val="21"/>
+          <w:szCs w:val="21"/>
+        </w:rPr>
+      </w:pPr>
+      <w:r>
+        <w:rPr>
+          <w:rFonts w:hint="eastAsia"/>
+          <w:sz w:val="21"/>
+          <w:szCs w:val="21"/>
         </w:rPr>
         <w:t>19. 认为“汉语没有语法”。</w:t>
       </w:r>
     </w:p>
     <w:p>
       <w:pPr>
-        <w:rPr>
-          <w:rFonts w:hint="eastAsia"/>
-        </w:rPr>
-      </w:pPr>
-      <w:r>
-        <w:rPr>
-          <w:rFonts w:hint="eastAsia"/>
+        <w:jc w:val="both"/>
+        <w:rPr>
+          <w:rFonts w:hint="eastAsia"/>
+          <w:sz w:val="21"/>
+          <w:szCs w:val="21"/>
+        </w:rPr>
+      </w:pPr>
+      <w:r>
+        <w:rPr>
+          <w:rFonts w:hint="eastAsia"/>
+          <w:sz w:val="21"/>
+          <w:szCs w:val="21"/>
         </w:rPr>
         <w:t>20. 喜欢炫耀自己知道一些完全没有语用价值的生僻字或生僻成语。</w:t>
       </w:r>
-    </w:p>
-    <w:p>
-      <w:pPr>
-        <w:rPr>
-          <w:rFonts w:hint="eastAsia"/>
-        </w:rPr>
-      </w:pPr>
-      <w:r>
-        <w:rPr>
-          <w:rFonts w:hint="eastAsia"/>
-        </w:rPr>
-        <w:t>21. 以写作</w:t>
-      </w:r>
-      <w:proofErr w:type="gramStart"/>
-      <w:r>
-        <w:rPr>
-          <w:rFonts w:hint="eastAsia"/>
-        </w:rPr>
-        <w:t>诘</w:t>
-      </w:r>
-      <w:proofErr w:type="gramEnd"/>
-      <w:r>
-        <w:rPr>
-          <w:rFonts w:hint="eastAsia"/>
-        </w:rPr>
-        <w:t>屈</w:t>
-      </w:r>
-      <w:proofErr w:type="gramStart"/>
-      <w:r>
-        <w:rPr>
-          <w:rFonts w:hint="eastAsia"/>
-        </w:rPr>
-        <w:t>聱牙但</w:t>
-      </w:r>
-      <w:proofErr w:type="gramEnd"/>
-      <w:r>
-        <w:rPr>
-          <w:rFonts w:hint="eastAsia"/>
-        </w:rPr>
-        <w:t>毫无逻辑的低劣文章为荣，还美其名曰“立意深刻”“有思想性”。</w:t>
-      </w:r>
-    </w:p>
-    <w:p>
-      <w:pPr>
-        <w:rPr>
-          <w:rFonts w:hint="eastAsia"/>
-        </w:rPr>
-      </w:pPr>
-      <w:r>
-        <w:rPr>
-          <w:rFonts w:hint="eastAsia"/>
+      <w:r>
+        <w:rPr>
+          <w:rFonts w:hint="eastAsia"/>
+          <w:sz w:val="21"/>
+          <w:szCs w:val="21"/>
+        </w:rPr>
+        <w:t>（实质上就是死词。）</w:t>
+      </w:r>
+    </w:p>
+    <w:p>
+      <w:pPr>
+        <w:jc w:val="both"/>
+        <w:rPr>
+          <w:rFonts w:hint="eastAsia"/>
+          <w:sz w:val="21"/>
+          <w:szCs w:val="21"/>
+        </w:rPr>
+      </w:pPr>
+      <w:r>
+        <w:rPr>
+          <w:rFonts w:hint="eastAsia"/>
+          <w:sz w:val="21"/>
+          <w:szCs w:val="21"/>
+        </w:rPr>
+        <w:t>21. 以写作诘屈聱牙</w:t>
+      </w:r>
+      <w:r>
+        <w:rPr>
+          <w:rFonts w:hint="eastAsia"/>
+          <w:sz w:val="21"/>
+          <w:szCs w:val="21"/>
+        </w:rPr>
+        <w:t>、</w:t>
+      </w:r>
+      <w:r>
+        <w:rPr>
+          <w:rFonts w:hint="eastAsia"/>
+          <w:sz w:val="21"/>
+          <w:szCs w:val="21"/>
+        </w:rPr>
+        <w:t>毫无逻辑的低劣文章为荣，还美其名曰“立意深刻”“有思想性”</w:t>
+      </w:r>
+      <w:r>
+        <w:rPr>
+          <w:rFonts w:hint="eastAsia"/>
+          <w:sz w:val="21"/>
+          <w:szCs w:val="21"/>
+        </w:rPr>
+        <w:t>“语言上的创新”</w:t>
+      </w:r>
+      <w:r>
+        <w:rPr>
+          <w:rFonts w:hint="eastAsia"/>
+          <w:sz w:val="21"/>
+          <w:szCs w:val="21"/>
+        </w:rPr>
+        <w:t>。</w:t>
+      </w:r>
+    </w:p>
+    <w:p>
+      <w:pPr>
+        <w:jc w:val="both"/>
+        <w:rPr>
+          <w:rFonts w:hint="eastAsia"/>
+          <w:sz w:val="21"/>
+          <w:szCs w:val="21"/>
+        </w:rPr>
+      </w:pPr>
+      <w:r>
+        <w:rPr>
+          <w:rFonts w:hint="eastAsia"/>
+          <w:sz w:val="21"/>
+          <w:szCs w:val="21"/>
         </w:rPr>
         <w:t>22. 忽视简体字的深远历史源流和广泛群众基础，怀揣险恶的政治动机，把简体字污蔑为“残体字”。</w:t>
       </w:r>
     </w:p>
     <w:p>
       <w:pPr>
-        <w:rPr>
-          <w:rFonts w:hint="eastAsia"/>
-        </w:rPr>
-      </w:pPr>
-      <w:r>
-        <w:rPr>
-          <w:rFonts w:hint="eastAsia"/>
+        <w:jc w:val="both"/>
+        <w:rPr>
+          <w:rFonts w:hint="eastAsia"/>
+          <w:sz w:val="21"/>
+          <w:szCs w:val="21"/>
+        </w:rPr>
+      </w:pPr>
+      <w:r>
+        <w:rPr>
+          <w:rFonts w:hint="eastAsia"/>
+          <w:sz w:val="21"/>
+          <w:szCs w:val="21"/>
+        </w:rPr>
+        <w:t>23. 怀有母语中心主义甚至沙文主义思想，认为“汉语是世界上最先进/高效的语言”“英语/日语就是原始语言”“全世界都应该说汉语”等等。</w:t>
+      </w:r>
+    </w:p>
+    <w:p>
+      <w:pPr>
+        <w:jc w:val="both"/>
+        <w:rPr>
+          <w:rFonts w:hint="eastAsia"/>
+          <w:sz w:val="21"/>
+          <w:szCs w:val="21"/>
+        </w:rPr>
+      </w:pPr>
+      <w:r>
+        <w:rPr>
+          <w:rFonts w:hint="eastAsia"/>
+          <w:sz w:val="21"/>
+          <w:szCs w:val="21"/>
+        </w:rPr>
+        <w:t>24. 把英语的各种不规则词形变化视为落后的表现，但认为汉语的系统性量词现象就是“博大精深”，并喜欢举“一瓶猫”“一桶猫”等各种</w:t>
+      </w:r>
+      <w:r>
+        <w:rPr>
+          <w:rFonts w:hint="eastAsia"/>
+          <w:sz w:val="21"/>
+          <w:szCs w:val="21"/>
+        </w:rPr>
+        <w:t>纯粹用来搞笑</w:t>
+      </w:r>
+      <w:r>
+        <w:rPr>
+          <w:rFonts w:hint="eastAsia"/>
+          <w:sz w:val="21"/>
+          <w:szCs w:val="21"/>
+        </w:rPr>
+        <w:t>的临时</w:t>
+      </w:r>
+      <w:r>
+        <w:rPr>
+          <w:rFonts w:hint="eastAsia"/>
+          <w:sz w:val="21"/>
+          <w:szCs w:val="21"/>
+        </w:rPr>
+        <w:t>修辞</w:t>
+      </w:r>
+      <w:r>
+        <w:rPr>
+          <w:rFonts w:hint="eastAsia"/>
+          <w:sz w:val="21"/>
+          <w:szCs w:val="21"/>
+        </w:rPr>
+        <w:t>用法来佐证。</w:t>
+      </w:r>
+    </w:p>
+    <w:p>
+      <w:pPr>
+        <w:jc w:val="both"/>
+        <w:rPr>
+          <w:rFonts w:hint="eastAsia"/>
+          <w:sz w:val="21"/>
+          <w:szCs w:val="21"/>
+        </w:rPr>
+      </w:pPr>
+      <w:r>
+        <w:rPr>
+          <w:rFonts w:hint="eastAsia"/>
+          <w:sz w:val="21"/>
+          <w:szCs w:val="21"/>
         </w:rPr>
         <w:lastRenderedPageBreak/>
-        <w:t>23. 怀有母语中心主义甚至沙文主义思想，认为“汉语是世界上最先进/高效的语言”“英语/日语就是原始语言”“全世界都应该说汉语”等等。</w:t>
-      </w:r>
-    </w:p>
-    <w:p>
-      <w:pPr>
-        <w:rPr>
-          <w:rFonts w:hint="eastAsia"/>
-        </w:rPr>
-      </w:pPr>
-      <w:r>
-        <w:rPr>
-          <w:rFonts w:hint="eastAsia"/>
-        </w:rPr>
-        <w:t>24. 把英语的各种不规则词形变化视为落后的表现，但认为汉语的系统性量词现象就是“博大精深”，并喜欢举“一瓶猫”“一桶猫”等各种意味不明的临时用法来佐证。</w:t>
-      </w:r>
-    </w:p>
-    <w:p>
-      <w:pPr>
-        <w:rPr>
-          <w:rFonts w:hint="eastAsia"/>
-        </w:rPr>
-      </w:pPr>
-      <w:r>
-        <w:rPr>
-          <w:rFonts w:hint="eastAsia"/>
-        </w:rPr>
         <w:t>25. 认为那种英语教材和词典上常见的、“有48个”的音标是“国际音标”。</w:t>
       </w:r>
     </w:p>
     <w:p>
       <w:pPr>
-        <w:rPr>
-          <w:rFonts w:hint="eastAsia"/>
-        </w:rPr>
-      </w:pPr>
-      <w:r>
-        <w:rPr>
-          <w:rFonts w:hint="eastAsia"/>
+        <w:jc w:val="both"/>
+        <w:rPr>
+          <w:rFonts w:hint="eastAsia"/>
+          <w:sz w:val="21"/>
+          <w:szCs w:val="21"/>
+        </w:rPr>
+      </w:pPr>
+      <w:r>
+        <w:rPr>
+          <w:rFonts w:hint="eastAsia"/>
+          <w:sz w:val="21"/>
+          <w:szCs w:val="21"/>
         </w:rPr>
         <w:t>26. 把英语中[s]后的清塞音变为不送气变体称作“浊化”。</w:t>
       </w:r>
     </w:p>
     <w:p>
       <w:pPr>
-        <w:rPr>
-          <w:rFonts w:hint="eastAsia"/>
-        </w:rPr>
-      </w:pPr>
-      <w:r>
-        <w:rPr>
-          <w:rFonts w:hint="eastAsia"/>
-        </w:rPr>
-        <w:t>27. 滥用“语系”一词，生造“拉丁语系”“北方语系”“东南亚语系”之类混乱用语。（别人纠正时还辩称“那么较真干嘛，意思差不多不就行了吗！”）</w:t>
-      </w:r>
-    </w:p>
-    <w:p>
-      <w:pPr>
-        <w:rPr>
-          <w:rFonts w:hint="eastAsia"/>
-        </w:rPr>
-      </w:pPr>
-      <w:r>
-        <w:rPr>
-          <w:rFonts w:hint="eastAsia"/>
+        <w:jc w:val="both"/>
+        <w:rPr>
+          <w:rFonts w:hint="eastAsia"/>
+          <w:sz w:val="21"/>
+          <w:szCs w:val="21"/>
+        </w:rPr>
+      </w:pPr>
+      <w:r>
+        <w:rPr>
+          <w:rFonts w:hint="eastAsia"/>
+          <w:sz w:val="21"/>
+          <w:szCs w:val="21"/>
+        </w:rPr>
+        <w:t xml:space="preserve">27. </w:t>
+      </w:r>
+      <w:r>
+        <w:rPr>
+          <w:rFonts w:hint="eastAsia"/>
+          <w:sz w:val="21"/>
+          <w:szCs w:val="21"/>
+        </w:rPr>
+        <w:t>不尊重语言学术语</w:t>
+      </w:r>
+      <w:r>
+        <w:rPr>
+          <w:rFonts w:hint="eastAsia"/>
+          <w:sz w:val="21"/>
+          <w:szCs w:val="21"/>
+        </w:rPr>
+        <w:t>，生造“拉丁语系”“北方语系”“东南亚语系”之类</w:t>
+      </w:r>
+      <w:r>
+        <w:rPr>
+          <w:rFonts w:hint="eastAsia"/>
+          <w:sz w:val="21"/>
+          <w:szCs w:val="21"/>
+        </w:rPr>
+        <w:t>不存在的概念</w:t>
+      </w:r>
+      <w:r>
+        <w:rPr>
+          <w:rFonts w:hint="eastAsia"/>
+          <w:sz w:val="21"/>
+          <w:szCs w:val="21"/>
+        </w:rPr>
+        <w:t>。（别人纠正时还辩称“那么较真干嘛，意思差不多不就行了吗！”）</w:t>
+      </w:r>
+    </w:p>
+    <w:p>
+      <w:pPr>
+        <w:jc w:val="both"/>
+        <w:rPr>
+          <w:rFonts w:hint="eastAsia"/>
+          <w:sz w:val="21"/>
+          <w:szCs w:val="21"/>
+        </w:rPr>
+      </w:pPr>
+      <w:r>
+        <w:rPr>
+          <w:rFonts w:hint="eastAsia"/>
+          <w:sz w:val="21"/>
+          <w:szCs w:val="21"/>
         </w:rPr>
         <w:t>28. 语文不分，混淆一门语言本身（即其语音形式）和其书写形式。</w:t>
       </w:r>
-    </w:p>
-    <w:p>
-      <w:pPr>
-        <w:rPr>
-          <w:rFonts w:hint="eastAsia"/>
-        </w:rPr>
-      </w:pPr>
-      <w:r>
-        <w:rPr>
-          <w:rFonts w:hint="eastAsia"/>
-        </w:rPr>
-        <w:t>29. 指点别人用“背诵”的方法学习外语词汇和语法。（虽然有可能只是单纯的能力问题，但是确实讨厌）</w:t>
-      </w:r>
-    </w:p>
-    <w:p>
-      <w:pPr>
-        <w:rPr>
-          <w:rFonts w:hint="eastAsia"/>
-        </w:rPr>
-      </w:pPr>
-      <w:r>
-        <w:rPr>
-          <w:rFonts w:hint="eastAsia"/>
-        </w:rPr>
-        <w:t>30. 但凡汉语和英语中有两个意义和读音都有点相似的词就拿来强行凑一对，以此来论证所谓“英语是汉语变来的”等狗屁不通的理论。</w:t>
-      </w:r>
-    </w:p>
-    <w:p>
-      <w:pPr>
-        <w:rPr>
-          <w:rFonts w:hint="eastAsia"/>
-        </w:rPr>
-      </w:pPr>
-      <w:r>
-        <w:rPr>
-          <w:rFonts w:hint="eastAsia"/>
-        </w:rPr>
-        <w:t>31. 认为“日语是汉语分化出来的”“日语是汉语的方言”“日语和汉语是同一个语系”等等；认为上海人/福建人能听懂日语。</w:t>
-      </w:r>
-    </w:p>
-    <w:p>
-      <w:pPr>
-        <w:rPr>
-          <w:rFonts w:hint="eastAsia"/>
-        </w:rPr>
-      </w:pPr>
-      <w:r>
-        <w:rPr>
-          <w:rFonts w:hint="eastAsia"/>
-        </w:rPr>
-        <w:t>32. 与上一条相反，认为现代汉语的高级词汇（如“中华”“人民”“共和国”等等）都是从日语来的。</w:t>
-      </w:r>
-    </w:p>
-    <w:p>
-      <w:pPr>
-        <w:rPr>
-          <w:rFonts w:hint="eastAsia"/>
-        </w:rPr>
-      </w:pPr>
-      <w:r>
-        <w:rPr>
-          <w:rFonts w:hint="eastAsia"/>
-        </w:rPr>
-        <w:t>33. 喜欢对汉字文化圈的其他语言应激，但凡有人介绍一些含有汉字的文字说“这是日文/韩文/越南文”，就气急败坏地觉得“他们连我们的汉字都偷！”。</w:t>
-      </w:r>
-    </w:p>
-    <w:p>
-      <w:pPr>
-        <w:rPr>
-          <w:rFonts w:hint="eastAsia"/>
-        </w:rPr>
-      </w:pPr>
-      <w:r>
-        <w:rPr>
-          <w:rFonts w:hint="eastAsia"/>
-        </w:rPr>
-        <w:t>34. 认为世界上每个国家都有自己的一门语言。（“巴西语”“伊朗语”“印度语”……）</w:t>
+      <w:r>
+        <w:rPr>
+          <w:rFonts w:hint="eastAsia"/>
+          <w:sz w:val="21"/>
+          <w:szCs w:val="21"/>
+        </w:rPr>
+        <w:t>（如“中文是一种二维化的语言”……）</w:t>
+      </w:r>
+    </w:p>
+    <w:p>
+      <w:pPr>
+        <w:jc w:val="both"/>
+        <w:rPr>
+          <w:rFonts w:hint="eastAsia"/>
+          <w:sz w:val="21"/>
+          <w:szCs w:val="21"/>
+        </w:rPr>
+      </w:pPr>
+      <w:r>
+        <w:rPr>
+          <w:rFonts w:hint="eastAsia"/>
+          <w:sz w:val="21"/>
+          <w:szCs w:val="21"/>
+        </w:rPr>
+        <w:t>29</w:t>
+      </w:r>
+      <w:r>
+        <w:rPr>
+          <w:rFonts w:hint="eastAsia"/>
+          <w:sz w:val="21"/>
+          <w:szCs w:val="21"/>
+        </w:rPr>
+        <w:t xml:space="preserve">. </w:t>
+      </w:r>
+      <w:r>
+        <w:rPr>
+          <w:rFonts w:hint="eastAsia"/>
+          <w:sz w:val="21"/>
+          <w:szCs w:val="21"/>
+        </w:rPr>
+        <w:t>热衷于伪词源学，</w:t>
+      </w:r>
+      <w:r>
+        <w:rPr>
+          <w:rFonts w:hint="eastAsia"/>
+          <w:sz w:val="21"/>
+          <w:szCs w:val="21"/>
+        </w:rPr>
+        <w:t>但凡汉语和英语中有两个意义和读音都有点相似的词就拿来强行凑一对，以此来论证所谓“英语是汉语变来的”等狗屁不通的理论。</w:t>
+      </w:r>
+    </w:p>
+    <w:p>
+      <w:pPr>
+        <w:jc w:val="both"/>
+        <w:rPr>
+          <w:rFonts w:hint="eastAsia"/>
+          <w:sz w:val="21"/>
+          <w:szCs w:val="21"/>
+        </w:rPr>
+      </w:pPr>
+      <w:r>
+        <w:rPr>
+          <w:rFonts w:hint="eastAsia"/>
+          <w:sz w:val="21"/>
+          <w:szCs w:val="21"/>
+        </w:rPr>
+        <w:t>3</w:t>
+      </w:r>
+      <w:r>
+        <w:rPr>
+          <w:rFonts w:hint="eastAsia"/>
+          <w:sz w:val="21"/>
+          <w:szCs w:val="21"/>
+        </w:rPr>
+        <w:t>0</w:t>
+      </w:r>
+      <w:r>
+        <w:rPr>
+          <w:rFonts w:hint="eastAsia"/>
+          <w:sz w:val="21"/>
+          <w:szCs w:val="21"/>
+        </w:rPr>
+        <w:t>. 认为“日语是汉语分化出来的”“日语是汉语的方言”“日语和汉语是同一个语系”等等；认为上海人/福建人能听懂日语。</w:t>
+      </w:r>
+    </w:p>
+    <w:p>
+      <w:pPr>
+        <w:jc w:val="both"/>
+        <w:rPr>
+          <w:rFonts w:hint="eastAsia"/>
+          <w:sz w:val="21"/>
+          <w:szCs w:val="21"/>
+        </w:rPr>
+      </w:pPr>
+      <w:r>
+        <w:rPr>
+          <w:rFonts w:hint="eastAsia"/>
+          <w:sz w:val="21"/>
+          <w:szCs w:val="21"/>
+        </w:rPr>
+        <w:t>3</w:t>
+      </w:r>
+      <w:r>
+        <w:rPr>
+          <w:rFonts w:hint="eastAsia"/>
+          <w:sz w:val="21"/>
+          <w:szCs w:val="21"/>
+        </w:rPr>
+        <w:t>1</w:t>
+      </w:r>
+      <w:r>
+        <w:rPr>
+          <w:rFonts w:hint="eastAsia"/>
+          <w:sz w:val="21"/>
+          <w:szCs w:val="21"/>
+        </w:rPr>
+        <w:t>. 与上一条相反，认为现代汉语的高级词汇（如“中华”“人民”“共和国”等等）都是从日语来的。</w:t>
+      </w:r>
+    </w:p>
+    <w:p>
+      <w:pPr>
+        <w:jc w:val="both"/>
+        <w:rPr>
+          <w:rFonts w:hint="eastAsia"/>
+          <w:sz w:val="21"/>
+          <w:szCs w:val="21"/>
+        </w:rPr>
+      </w:pPr>
+      <w:r>
+        <w:rPr>
+          <w:rFonts w:hint="eastAsia"/>
+          <w:sz w:val="21"/>
+          <w:szCs w:val="21"/>
+        </w:rPr>
+        <w:t>3</w:t>
+      </w:r>
+      <w:r>
+        <w:rPr>
+          <w:rFonts w:hint="eastAsia"/>
+          <w:sz w:val="21"/>
+          <w:szCs w:val="21"/>
+        </w:rPr>
+        <w:t>2</w:t>
+      </w:r>
+      <w:r>
+        <w:rPr>
+          <w:rFonts w:hint="eastAsia"/>
+          <w:sz w:val="21"/>
+          <w:szCs w:val="21"/>
+        </w:rPr>
+        <w:t>. 喜欢对汉字文化圈的其他语言应激，但凡有人介绍一些含有汉字的文字说“这是日文/韩文/越南文”，就气急败坏地觉得“他们连我们的汉字都偷！”。</w:t>
+      </w:r>
+    </w:p>
+    <w:p>
+      <w:pPr>
+        <w:jc w:val="both"/>
+        <w:rPr>
+          <w:sz w:val="21"/>
+          <w:szCs w:val="21"/>
+        </w:rPr>
+      </w:pPr>
+      <w:r>
+        <w:rPr>
+          <w:rFonts w:hint="eastAsia"/>
+          <w:sz w:val="21"/>
+          <w:szCs w:val="21"/>
+        </w:rPr>
+        <w:t>3</w:t>
+      </w:r>
+      <w:r>
+        <w:rPr>
+          <w:rFonts w:hint="eastAsia"/>
+          <w:sz w:val="21"/>
+          <w:szCs w:val="21"/>
+        </w:rPr>
+        <w:t>3</w:t>
+      </w:r>
+      <w:r>
+        <w:rPr>
+          <w:rFonts w:hint="eastAsia"/>
+          <w:sz w:val="21"/>
+          <w:szCs w:val="21"/>
+        </w:rPr>
+        <w:t>. 认为世界上每个国家都有自己的一门语言。（“巴西语”“伊朗语”“印度语”……）</w:t>
+      </w:r>
+    </w:p>
+    <w:p>
+      <w:pPr>
+        <w:jc w:val="both"/>
+        <w:rPr>
+          <w:sz w:val="21"/>
+          <w:szCs w:val="21"/>
+        </w:rPr>
+      </w:pPr>
+      <w:r>
+        <w:rPr>
+          <w:rFonts w:hint="eastAsia"/>
+          <w:sz w:val="21"/>
+          <w:szCs w:val="21"/>
+        </w:rPr>
+        <w:t>3</w:t>
+      </w:r>
+      <w:r>
+        <w:rPr>
+          <w:rFonts w:hint="eastAsia"/>
+          <w:sz w:val="21"/>
+          <w:szCs w:val="21"/>
+        </w:rPr>
+        <w:t>4</w:t>
+      </w:r>
+      <w:r>
+        <w:rPr>
+          <w:rFonts w:hint="eastAsia"/>
+          <w:sz w:val="21"/>
+          <w:szCs w:val="21"/>
+        </w:rPr>
+        <w:t>. 认为语言有“好听”和“难听”之分（“日语就是比汉语好听”“粤语就是比普通话好听”……），同时连一个客观可度量的标准都拿不出，</w:t>
+      </w:r>
+      <w:r>
+        <w:rPr>
+          <w:rFonts w:hint="eastAsia"/>
+          <w:sz w:val="21"/>
+          <w:szCs w:val="21"/>
+        </w:rPr>
+        <w:t>却</w:t>
+      </w:r>
+      <w:r>
+        <w:rPr>
+          <w:rFonts w:hint="eastAsia"/>
+          <w:sz w:val="21"/>
+          <w:szCs w:val="21"/>
+        </w:rPr>
+        <w:t>仍然义正辞严地</w:t>
+      </w:r>
+      <w:r>
+        <w:rPr>
+          <w:rFonts w:hint="eastAsia"/>
+          <w:sz w:val="21"/>
+          <w:szCs w:val="21"/>
+        </w:rPr>
+        <w:t>宣称</w:t>
+      </w:r>
+      <w:r>
+        <w:rPr>
+          <w:rFonts w:hint="eastAsia"/>
+          <w:sz w:val="21"/>
+          <w:szCs w:val="21"/>
+        </w:rPr>
+        <w:t>这“不是个人偏好”“不是种族主义”。</w:t>
+      </w:r>
+      <w:r>
+        <w:rPr>
+          <w:rFonts w:hint="eastAsia"/>
+          <w:sz w:val="21"/>
+          <w:szCs w:val="21"/>
+        </w:rPr>
+        <w:t>（这一条最恶心。）</w:t>
+      </w:r>
+    </w:p>
+    <w:p>
+      <w:pPr>
+        <w:jc w:val="both"/>
+        <w:rPr>
+          <w:sz w:val="21"/>
+          <w:szCs w:val="21"/>
+        </w:rPr>
+      </w:pPr>
+      <w:r>
+        <w:rPr>
+          <w:rFonts w:hint="eastAsia"/>
+          <w:sz w:val="21"/>
+          <w:szCs w:val="21"/>
+        </w:rPr>
+        <w:t>35. 相信萨丕尔-沃尔夫假说的强化版，认为语言的自然变化会导致“思维退化”，主张用行政手段强行“净化”语言。</w:t>
+      </w:r>
+    </w:p>
+    <w:p>
+      <w:pPr>
+        <w:jc w:val="both"/>
+        <w:rPr>
+          <w:rFonts w:hint="eastAsia"/>
+          <w:sz w:val="21"/>
+          <w:szCs w:val="21"/>
+        </w:rPr>
+      </w:pPr>
+      <w:r>
+        <w:rPr>
+          <w:rFonts w:hint="eastAsia"/>
+          <w:sz w:val="21"/>
+          <w:szCs w:val="21"/>
+        </w:rPr>
+        <w:t>36. 患有语言被害妄想症，</w:t>
+      </w:r>
+      <w:r>
+        <w:rPr>
+          <w:rFonts w:hint="eastAsia"/>
+          <w:sz w:val="21"/>
+          <w:szCs w:val="21"/>
+        </w:rPr>
+        <w:t>但凡碰到一个</w:t>
+      </w:r>
+      <w:r>
+        <w:rPr>
+          <w:rFonts w:hint="eastAsia"/>
+          <w:sz w:val="21"/>
+          <w:szCs w:val="21"/>
+        </w:rPr>
+        <w:t>涉及到女性的语汇（“大姨妈”“帅哥美女”“贤妻良母”）</w:t>
+      </w:r>
+      <w:r>
+        <w:rPr>
+          <w:rFonts w:hint="eastAsia"/>
+          <w:sz w:val="21"/>
+          <w:szCs w:val="21"/>
+        </w:rPr>
+        <w:t>都</w:t>
+      </w:r>
+      <w:r>
+        <w:rPr>
+          <w:rFonts w:hint="eastAsia"/>
+          <w:sz w:val="21"/>
+          <w:szCs w:val="21"/>
+        </w:rPr>
+        <w:t>可以</w:t>
+      </w:r>
+      <w:r>
+        <w:rPr>
+          <w:rFonts w:hint="eastAsia"/>
+          <w:sz w:val="21"/>
+          <w:szCs w:val="21"/>
+        </w:rPr>
+        <w:t>当场</w:t>
+      </w:r>
+      <w:r>
+        <w:rPr>
+          <w:rFonts w:hint="eastAsia"/>
+          <w:sz w:val="21"/>
+          <w:szCs w:val="21"/>
+        </w:rPr>
+        <w:t>应激。</w:t>
       </w:r>
     </w:p>
     <w:sectPr>
@@ -1129,7 +1771,6 @@
   <w:style w:type="character" w:default="1" w:styleId="a0">
     <w:name w:val="Default Paragraph Font"/>
     <w:uiPriority w:val="1"/>
-    <w:semiHidden/>
     <w:unhideWhenUsed/>
   </w:style>
   <w:style w:type="table" w:default="1" w:styleId="a1">
